--- a/4. RESULTADOS/08_tratamiento_continuo/T23_kaitz_promedio_2019_2021.docx
+++ b/4. RESULTADOS/08_tratamiento_continuo/T23_kaitz_promedio_2019_2021.docx
@@ -710,7 +710,7 @@
                 <w:szCs w:val="22"/>
                 <w:color w:val="000000"/>
               </w:rPr>
-              <w:t xml:space="preserve">0.0190</w:t>
+              <w:t xml:space="preserve">0.0143</w:t>
             </w:r>
           </w:p>
         </w:tc>
@@ -765,7 +765,7 @@
                 <w:szCs w:val="22"/>
                 <w:color w:val="000000"/>
               </w:rPr>
-              <w:t xml:space="preserve">0.0120</w:t>
+              <w:t xml:space="preserve">0.0118</w:t>
             </w:r>
           </w:p>
         </w:tc>
@@ -820,7 +820,7 @@
                 <w:szCs w:val="22"/>
                 <w:color w:val="000000"/>
               </w:rPr>
-              <w:t xml:space="preserve">0.1139</w:t>
+              <w:t xml:space="preserve">0.2249</w:t>
             </w:r>
           </w:p>
         </w:tc>
@@ -930,7 +930,7 @@
                 <w:szCs w:val="22"/>
                 <w:color w:val="000000"/>
               </w:rPr>
-              <w:t xml:space="preserve">1.9004</w:t>
+              <w:t xml:space="preserve">1.4282</w:t>
             </w:r>
           </w:p>
         </w:tc>
@@ -1155,7 +1155,7 @@
                 <w:szCs w:val="22"/>
                 <w:color w:val="000000"/>
               </w:rPr>
-              <w:t xml:space="preserve">0.0249</w:t>
+              <w:t xml:space="preserve">0.0175</w:t>
             </w:r>
           </w:p>
         </w:tc>
@@ -1210,7 +1210,7 @@
                 <w:szCs w:val="22"/>
                 <w:color w:val="000000"/>
               </w:rPr>
-              <w:t xml:space="preserve">0.0127</w:t>
+              <w:t xml:space="preserve">0.0125</w:t>
             </w:r>
           </w:p>
         </w:tc>
@@ -1265,7 +1265,7 @@
                 <w:szCs w:val="22"/>
                 <w:color w:val="000000"/>
               </w:rPr>
-              <w:t xml:space="preserve">0.0496</w:t>
+              <w:t xml:space="preserve">0.1612</w:t>
             </w:r>
           </w:p>
         </w:tc>
@@ -1320,7 +1320,7 @@
                 <w:szCs w:val="22"/>
                 <w:color w:val="000000"/>
               </w:rPr>
-              <w:t xml:space="preserve">**</w:t>
+              <w:t xml:space="preserve"/>
             </w:r>
           </w:p>
         </w:tc>
@@ -1375,7 +1375,7 @@
                 <w:szCs w:val="22"/>
                 <w:color w:val="000000"/>
               </w:rPr>
-              <w:t xml:space="preserve">2.4863</w:t>
+              <w:t xml:space="preserve">1.7495</w:t>
             </w:r>
           </w:p>
         </w:tc>
@@ -1600,7 +1600,7 @@
                 <w:szCs w:val="22"/>
                 <w:color w:val="000000"/>
               </w:rPr>
-              <w:t xml:space="preserve">0.0373</w:t>
+              <w:t xml:space="preserve">0.0267</w:t>
             </w:r>
           </w:p>
         </w:tc>
@@ -1655,7 +1655,7 @@
                 <w:szCs w:val="22"/>
                 <w:color w:val="000000"/>
               </w:rPr>
-              <w:t xml:space="preserve">0.0120</w:t>
+              <w:t xml:space="preserve">0.0114</w:t>
             </w:r>
           </w:p>
         </w:tc>
@@ -1710,7 +1710,7 @@
                 <w:szCs w:val="22"/>
                 <w:color w:val="000000"/>
               </w:rPr>
-              <w:t xml:space="preserve">0.0018</w:t>
+              <w:t xml:space="preserve">0.0186</w:t>
             </w:r>
           </w:p>
         </w:tc>
@@ -1765,7 +1765,7 @@
                 <w:szCs w:val="22"/>
                 <w:color w:val="000000"/>
               </w:rPr>
-              <w:t xml:space="preserve">***</w:t>
+              <w:t xml:space="preserve">**</w:t>
             </w:r>
           </w:p>
         </w:tc>
@@ -1820,7 +1820,7 @@
                 <w:szCs w:val="22"/>
                 <w:color w:val="000000"/>
               </w:rPr>
-              <w:t xml:space="preserve">3.7322</w:t>
+              <w:t xml:space="preserve">2.6744</w:t>
             </w:r>
           </w:p>
         </w:tc>
@@ -2045,7 +2045,7 @@
                 <w:szCs w:val="22"/>
                 <w:color w:val="000000"/>
               </w:rPr>
-              <w:t xml:space="preserve">0.0573</w:t>
+              <w:t xml:space="preserve">0.0443</w:t>
             </w:r>
           </w:p>
         </w:tc>
@@ -2100,7 +2100,7 @@
                 <w:szCs w:val="22"/>
                 <w:color w:val="000000"/>
               </w:rPr>
-              <w:t xml:space="preserve">0.0128</w:t>
+              <w:t xml:space="preserve">0.0117</w:t>
             </w:r>
           </w:p>
         </w:tc>
@@ -2155,7 +2155,7 @@
                 <w:szCs w:val="22"/>
                 <w:color w:val="000000"/>
               </w:rPr>
-              <w:t xml:space="preserve">0.0000</w:t>
+              <w:t xml:space="preserve">0.0002</w:t>
             </w:r>
           </w:p>
         </w:tc>
@@ -2265,7 +2265,7 @@
                 <w:szCs w:val="22"/>
                 <w:color w:val="000000"/>
               </w:rPr>
-              <w:t xml:space="preserve">5.7327</w:t>
+              <w:t xml:space="preserve">4.4273</w:t>
             </w:r>
           </w:p>
         </w:tc>
@@ -2490,7 +2490,7 @@
                 <w:szCs w:val="22"/>
                 <w:color w:val="000000"/>
               </w:rPr>
-              <w:t xml:space="preserve">0.0234</w:t>
+              <w:t xml:space="preserve">0.0238</w:t>
             </w:r>
           </w:p>
         </w:tc>
@@ -2545,7 +2545,7 @@
                 <w:szCs w:val="22"/>
                 <w:color w:val="000000"/>
               </w:rPr>
-              <w:t xml:space="preserve">0.0131</w:t>
+              <w:t xml:space="preserve">0.0130</w:t>
             </w:r>
           </w:p>
         </w:tc>
@@ -2600,7 +2600,7 @@
                 <w:szCs w:val="22"/>
                 <w:color w:val="000000"/>
               </w:rPr>
-              <w:t xml:space="preserve">0.0733</w:t>
+              <w:t xml:space="preserve">0.0674</w:t>
             </w:r>
           </w:p>
         </w:tc>
@@ -2710,7 +2710,7 @@
                 <w:szCs w:val="22"/>
                 <w:color w:val="000000"/>
               </w:rPr>
-              <w:t xml:space="preserve">2.3382</w:t>
+              <w:t xml:space="preserve">2.3790</w:t>
             </w:r>
           </w:p>
         </w:tc>
@@ -2935,7 +2935,7 @@
                 <w:szCs w:val="22"/>
                 <w:color w:val="000000"/>
               </w:rPr>
-              <w:t xml:space="preserve">0.0119</w:t>
+              <w:t xml:space="preserve">0.0125</w:t>
             </w:r>
           </w:p>
         </w:tc>
@@ -2990,7 +2990,7 @@
                 <w:szCs w:val="22"/>
                 <w:color w:val="000000"/>
               </w:rPr>
-              <w:t xml:space="preserve">0.0141</w:t>
+              <w:t xml:space="preserve">0.0137</w:t>
             </w:r>
           </w:p>
         </w:tc>
@@ -3045,7 +3045,7 @@
                 <w:szCs w:val="22"/>
                 <w:color w:val="000000"/>
               </w:rPr>
-              <w:t xml:space="preserve">0.3980</w:t>
+              <w:t xml:space="preserve">0.3618</w:t>
             </w:r>
           </w:p>
         </w:tc>
@@ -3155,7 +3155,7 @@
                 <w:szCs w:val="22"/>
                 <w:color w:val="000000"/>
               </w:rPr>
-              <w:t xml:space="preserve">1.1913</w:t>
+              <w:t xml:space="preserve">1.2485</w:t>
             </w:r>
           </w:p>
         </w:tc>
@@ -3380,7 +3380,7 @@
                 <w:szCs w:val="22"/>
                 <w:color w:val="000000"/>
               </w:rPr>
-              <w:t xml:space="preserve">0.0279</w:t>
+              <w:t xml:space="preserve">0.0285</w:t>
             </w:r>
           </w:p>
         </w:tc>
@@ -3435,7 +3435,7 @@
                 <w:szCs w:val="22"/>
                 <w:color w:val="000000"/>
               </w:rPr>
-              <w:t xml:space="preserve">0.0142</w:t>
+              <w:t xml:space="preserve">0.0133</w:t>
             </w:r>
           </w:p>
         </w:tc>
@@ -3490,7 +3490,7 @@
                 <w:szCs w:val="22"/>
                 <w:color w:val="000000"/>
               </w:rPr>
-              <w:t xml:space="preserve">0.0486</w:t>
+              <w:t xml:space="preserve">0.0321</w:t>
             </w:r>
           </w:p>
         </w:tc>
@@ -3600,7 +3600,7 @@
                 <w:szCs w:val="22"/>
                 <w:color w:val="000000"/>
               </w:rPr>
-              <w:t xml:space="preserve">2.7942</w:t>
+              <w:t xml:space="preserve">2.8527</w:t>
             </w:r>
           </w:p>
         </w:tc>
@@ -3880,7 +3880,7 @@
                 <w:szCs w:val="22"/>
                 <w:color w:val="000000"/>
               </w:rPr>
-              <w:t xml:space="preserve">0.0155</w:t>
+              <w:t xml:space="preserve">0.0143</w:t>
             </w:r>
           </w:p>
         </w:tc>
@@ -3935,7 +3935,7 @@
                 <w:szCs w:val="22"/>
                 <w:color w:val="000000"/>
               </w:rPr>
-              <w:t xml:space="preserve">0.0114</w:t>
+              <w:t xml:space="preserve">0.0061</w:t>
             </w:r>
           </w:p>
         </w:tc>
@@ -3990,7 +3990,7 @@
                 <w:szCs w:val="22"/>
                 <w:color w:val="000000"/>
               </w:rPr>
-              <w:t xml:space="preserve">**</w:t>
+              <w:t xml:space="preserve">***</w:t>
             </w:r>
           </w:p>
         </w:tc>
@@ -4045,7 +4045,7 @@
                 <w:szCs w:val="22"/>
                 <w:color w:val="000000"/>
               </w:rPr>
-              <w:t xml:space="preserve">3.9290</w:t>
+              <w:t xml:space="preserve">3.9332</w:t>
             </w:r>
           </w:p>
         </w:tc>
@@ -4270,7 +4270,7 @@
                 <w:szCs w:val="22"/>
                 <w:color w:val="000000"/>
               </w:rPr>
-              <w:t xml:space="preserve">-0.0316</w:t>
+              <w:t xml:space="preserve">-0.0206</w:t>
             </w:r>
           </w:p>
         </w:tc>
@@ -4325,7 +4325,7 @@
                 <w:szCs w:val="22"/>
                 <w:color w:val="000000"/>
               </w:rPr>
-              <w:t xml:space="preserve">0.0163</w:t>
+              <w:t xml:space="preserve">0.0162</w:t>
             </w:r>
           </w:p>
         </w:tc>
@@ -4380,7 +4380,7 @@
                 <w:szCs w:val="22"/>
                 <w:color w:val="000000"/>
               </w:rPr>
-              <w:t xml:space="preserve">0.0531</w:t>
+              <w:t xml:space="preserve">0.2023</w:t>
             </w:r>
           </w:p>
         </w:tc>
@@ -4435,7 +4435,7 @@
                 <w:szCs w:val="22"/>
                 <w:color w:val="000000"/>
               </w:rPr>
-              <w:t xml:space="preserve">*</w:t>
+              <w:t xml:space="preserve"/>
             </w:r>
           </w:p>
         </w:tc>
@@ -4490,7 +4490,7 @@
                 <w:szCs w:val="22"/>
                 <w:color w:val="000000"/>
               </w:rPr>
-              <w:t xml:space="preserve">-3.1625</w:t>
+              <w:t xml:space="preserve">-2.0645</w:t>
             </w:r>
           </w:p>
         </w:tc>
@@ -4715,7 +4715,7 @@
                 <w:szCs w:val="22"/>
                 <w:color w:val="000000"/>
               </w:rPr>
-              <w:t xml:space="preserve">-0.0291</w:t>
+              <w:t xml:space="preserve">-0.0124</w:t>
             </w:r>
           </w:p>
         </w:tc>
@@ -4770,7 +4770,7 @@
                 <w:szCs w:val="22"/>
                 <w:color w:val="000000"/>
               </w:rPr>
-              <w:t xml:space="preserve">0.0162</w:t>
+              <w:t xml:space="preserve">0.0159</w:t>
             </w:r>
           </w:p>
         </w:tc>
@@ -4825,7 +4825,7 @@
                 <w:szCs w:val="22"/>
                 <w:color w:val="000000"/>
               </w:rPr>
-              <w:t xml:space="preserve">0.0725</w:t>
+              <w:t xml:space="preserve">0.4362</w:t>
             </w:r>
           </w:p>
         </w:tc>
@@ -4880,7 +4880,7 @@
                 <w:szCs w:val="22"/>
                 <w:color w:val="000000"/>
               </w:rPr>
-              <w:t xml:space="preserve">*</w:t>
+              <w:t xml:space="preserve"/>
             </w:r>
           </w:p>
         </w:tc>
@@ -4935,7 +4935,7 @@
                 <w:szCs w:val="22"/>
                 <w:color w:val="000000"/>
               </w:rPr>
-              <w:t xml:space="preserve">-2.9065</w:t>
+              <w:t xml:space="preserve">-1.2419</w:t>
             </w:r>
           </w:p>
         </w:tc>
@@ -5160,7 +5160,7 @@
                 <w:szCs w:val="22"/>
                 <w:color w:val="000000"/>
               </w:rPr>
-              <w:t xml:space="preserve">-0.0398</w:t>
+              <w:t xml:space="preserve">-0.0154</w:t>
             </w:r>
           </w:p>
         </w:tc>
@@ -5215,7 +5215,7 @@
                 <w:szCs w:val="22"/>
                 <w:color w:val="000000"/>
               </w:rPr>
-              <w:t xml:space="preserve">0.0169</w:t>
+              <w:t xml:space="preserve">0.0164</w:t>
             </w:r>
           </w:p>
         </w:tc>
@@ -5270,7 +5270,7 @@
                 <w:szCs w:val="22"/>
                 <w:color w:val="000000"/>
               </w:rPr>
-              <w:t xml:space="preserve">0.0187</w:t>
+              <w:t xml:space="preserve">0.3484</w:t>
             </w:r>
           </w:p>
         </w:tc>
@@ -5325,7 +5325,7 @@
                 <w:szCs w:val="22"/>
                 <w:color w:val="000000"/>
               </w:rPr>
-              <w:t xml:space="preserve">**</w:t>
+              <w:t xml:space="preserve"/>
             </w:r>
           </w:p>
         </w:tc>
@@ -5380,7 +5380,7 @@
                 <w:szCs w:val="22"/>
                 <w:color w:val="000000"/>
               </w:rPr>
-              <w:t xml:space="preserve">-3.9772</w:t>
+              <w:t xml:space="preserve">-1.5410</w:t>
             </w:r>
           </w:p>
         </w:tc>
@@ -5605,7 +5605,7 @@
                 <w:szCs w:val="22"/>
                 <w:color w:val="000000"/>
               </w:rPr>
-              <w:t xml:space="preserve">-0.0537</w:t>
+              <w:t xml:space="preserve">-0.0246</w:t>
             </w:r>
           </w:p>
         </w:tc>
@@ -5660,7 +5660,7 @@
                 <w:szCs w:val="22"/>
                 <w:color w:val="000000"/>
               </w:rPr>
-              <w:t xml:space="preserve">0.0175</w:t>
+              <w:t xml:space="preserve">0.0165</w:t>
             </w:r>
           </w:p>
         </w:tc>
@@ -5715,7 +5715,7 @@
                 <w:szCs w:val="22"/>
                 <w:color w:val="000000"/>
               </w:rPr>
-              <w:t xml:space="preserve">0.0022</w:t>
+              <w:t xml:space="preserve">0.1362</w:t>
             </w:r>
           </w:p>
         </w:tc>
@@ -5770,7 +5770,7 @@
                 <w:szCs w:val="22"/>
                 <w:color w:val="000000"/>
               </w:rPr>
-              <w:t xml:space="preserve">***</w:t>
+              <w:t xml:space="preserve"/>
             </w:r>
           </w:p>
         </w:tc>
@@ -5825,7 +5825,7 @@
                 <w:szCs w:val="22"/>
                 <w:color w:val="000000"/>
               </w:rPr>
-              <w:t xml:space="preserve">-5.3652</w:t>
+              <w:t xml:space="preserve">-2.4580</w:t>
             </w:r>
           </w:p>
         </w:tc>
@@ -6050,7 +6050,7 @@
                 <w:szCs w:val="22"/>
                 <w:color w:val="000000"/>
               </w:rPr>
-              <w:t xml:space="preserve">0.0099</w:t>
+              <w:t xml:space="preserve">-0.0411</w:t>
             </w:r>
           </w:p>
         </w:tc>
@@ -6105,7 +6105,7 @@
                 <w:szCs w:val="22"/>
                 <w:color w:val="000000"/>
               </w:rPr>
-              <w:t xml:space="preserve">0.0251</w:t>
+              <w:t xml:space="preserve">0.0254</w:t>
             </w:r>
           </w:p>
         </w:tc>
@@ -6160,7 +6160,7 @@
                 <w:szCs w:val="22"/>
                 <w:color w:val="000000"/>
               </w:rPr>
-              <w:t xml:space="preserve">0.6947</w:t>
+              <w:t xml:space="preserve">0.1062</w:t>
             </w:r>
           </w:p>
         </w:tc>
@@ -6270,7 +6270,7 @@
                 <w:szCs w:val="22"/>
                 <w:color w:val="000000"/>
               </w:rPr>
-              <w:t xml:space="preserve">0.9866</w:t>
+              <w:t xml:space="preserve">-4.1097</w:t>
             </w:r>
           </w:p>
         </w:tc>
@@ -6495,7 +6495,7 @@
                 <w:szCs w:val="22"/>
                 <w:color w:val="000000"/>
               </w:rPr>
-              <w:t xml:space="preserve">0.0015</w:t>
+              <w:t xml:space="preserve">-0.0809</w:t>
             </w:r>
           </w:p>
         </w:tc>
@@ -6550,7 +6550,7 @@
                 <w:szCs w:val="22"/>
                 <w:color w:val="000000"/>
               </w:rPr>
-              <w:t xml:space="preserve">0.0255</w:t>
+              <w:t xml:space="preserve">0.0253</w:t>
             </w:r>
           </w:p>
         </w:tc>
@@ -6605,7 +6605,7 @@
                 <w:szCs w:val="22"/>
                 <w:color w:val="000000"/>
               </w:rPr>
-              <w:t xml:space="preserve">0.9532</w:t>
+              <w:t xml:space="preserve">0.0014</w:t>
             </w:r>
           </w:p>
         </w:tc>
@@ -6660,7 +6660,7 @@
                 <w:szCs w:val="22"/>
                 <w:color w:val="000000"/>
               </w:rPr>
-              <w:t xml:space="preserve"/>
+              <w:t xml:space="preserve">***</w:t>
             </w:r>
           </w:p>
         </w:tc>
@@ -6715,7 +6715,7 @@
                 <w:szCs w:val="22"/>
                 <w:color w:val="000000"/>
               </w:rPr>
-              <w:t xml:space="preserve">0.1495</w:t>
+              <w:t xml:space="preserve">-8.0907</w:t>
             </w:r>
           </w:p>
         </w:tc>
@@ -6940,7 +6940,7 @@
                 <w:szCs w:val="22"/>
                 <w:color w:val="000000"/>
               </w:rPr>
-              <w:t xml:space="preserve">0.0385</w:t>
+              <w:t xml:space="preserve">-0.0822</w:t>
             </w:r>
           </w:p>
         </w:tc>
@@ -6995,7 +6995,7 @@
                 <w:szCs w:val="22"/>
                 <w:color w:val="000000"/>
               </w:rPr>
-              <w:t xml:space="preserve">0.0268</w:t>
+              <w:t xml:space="preserve">0.0257</w:t>
             </w:r>
           </w:p>
         </w:tc>
@@ -7050,7 +7050,7 @@
                 <w:szCs w:val="22"/>
                 <w:color w:val="000000"/>
               </w:rPr>
-              <w:t xml:space="preserve">0.1500</w:t>
+              <w:t xml:space="preserve">0.0014</w:t>
             </w:r>
           </w:p>
         </w:tc>
@@ -7105,7 +7105,7 @@
                 <w:szCs w:val="22"/>
                 <w:color w:val="000000"/>
               </w:rPr>
-              <w:t xml:space="preserve"/>
+              <w:t xml:space="preserve">***</w:t>
             </w:r>
           </w:p>
         </w:tc>
@@ -7160,7 +7160,7 @@
                 <w:szCs w:val="22"/>
                 <w:color w:val="000000"/>
               </w:rPr>
-              <w:t xml:space="preserve">3.8524</w:t>
+              <w:t xml:space="preserve">-8.2231</w:t>
             </w:r>
           </w:p>
         </w:tc>
@@ -7385,7 +7385,7 @@
                 <w:szCs w:val="22"/>
                 <w:color w:val="000000"/>
               </w:rPr>
-              <w:t xml:space="preserve">0.0241</w:t>
+              <w:t xml:space="preserve">-0.1303</w:t>
             </w:r>
           </w:p>
         </w:tc>
@@ -7440,7 +7440,7 @@
                 <w:szCs w:val="22"/>
                 <w:color w:val="000000"/>
               </w:rPr>
-              <w:t xml:space="preserve">0.0284</w:t>
+              <w:t xml:space="preserve">0.0269</w:t>
             </w:r>
           </w:p>
         </w:tc>
@@ -7495,7 +7495,7 @@
                 <w:szCs w:val="22"/>
                 <w:color w:val="000000"/>
               </w:rPr>
-              <w:t xml:space="preserve">0.3951</w:t>
+              <w:t xml:space="preserve">0.0000</w:t>
             </w:r>
           </w:p>
         </w:tc>
@@ -7550,7 +7550,7 @@
                 <w:szCs w:val="22"/>
                 <w:color w:val="000000"/>
               </w:rPr>
-              <w:t xml:space="preserve"/>
+              <w:t xml:space="preserve">***</w:t>
             </w:r>
           </w:p>
         </w:tc>
@@ -7605,7 +7605,7 @@
                 <w:szCs w:val="22"/>
                 <w:color w:val="000000"/>
               </w:rPr>
-              <w:t xml:space="preserve">2.4137</w:t>
+              <w:t xml:space="preserve">-13.0296</w:t>
             </w:r>
           </w:p>
         </w:tc>
